--- a/ru/wisdom-stories/confidence-is-half-the-battle.docx
+++ b/ru/wisdom-stories/confidence-is-half-the-battle.docx
@@ -14,7 +14,7 @@
           <w:bCs/>
           <w:lang/>
         </w:rPr>
-        <w:t>Уверенность – половина дела!</w:t>
+        <w:t xml:space="preserve">Уверенность — половина дела!</w:t>
       </w:r>
     </w:p>
     <w:p>
@@ -157,7 +157,7 @@
         <w:rPr>
           <w:lang/>
         </w:rPr>
-        <w:t>— Вы поверили и в себя, и в детей, — сказал директор. — А потом воплотили эту веру в труде, терпении и заботе. Именно это и принесло результат.</w:t>
+        <w:t>— Вы поверили и в себя, и в детей, — сказал директор. — И эта вера проявилась в вашем труде, терпении и заботе. Именно это и принесло результат.</w:t>
       </w:r>
     </w:p>
     <w:p>
@@ -178,7 +178,7 @@
         <w:rPr>
           <w:lang/>
         </w:rPr>
-        <w:t xml:space="preserve"> Вера сама по себе не создаёт успех, но помогает решиться на попытку, учиться и не сдаваться. Если веришь в способности человека, дай ему это почувствовать и помоги их развить.</w:t>
+        <w:t xml:space="preserve"> Вера сама по себе не приносит успеха, но помогает решиться на попытку, учиться и не сдаваться. Если веришь в способности человека, дай ему это почувствовать и помоги их развить.</w:t>
       </w:r>
     </w:p>
     <w:p>
